--- a/149024 A_Acting Procurement Manager.docx
+++ b/149024 A_Acting Procurement Manager.docx
@@ -103,7 +103,14 @@
                 <w:rFonts w:ascii="Browallia New" w:eastAsia="Browallia New" w:hAnsi="Browallia New" w:cs="Browallia New"/>
                 <w:sz w:val="26"/>
               </w:rPr>
-              <w:t>1) กรอกข้อมูลในช่องสีเหลืองเท่านั้น ข้อความสีเทาตัวเอียงเป็นเพียงตัวอย่าง ลบออกแล้วพิมพ์ข้อมูลจริงแทน</w:t>
+              <w:t xml:space="preserve">1) </w:t>
+            </w:r>
+            <w:r>
+              <w:rPr>
+                <w:rFonts w:ascii="Browallia New" w:eastAsia="Browallia New" w:hAnsi="Browallia New" w:cs="Browallia New"/>
+                <w:sz w:val="26"/>
+              </w:rPr>
+              <w:t>กรอกข้อมูลในช่องสีเหลืองเท่านั้น ข้อความสีเทาตัวเอียงเป็นเพียงตัวอย่าง ลบออกแล้วพิมพ์ข้อมูลจริงแทน</w:t>
             </w:r>
           </w:p>
           <w:p>
@@ -115,7 +122,14 @@
                 <w:rFonts w:ascii="Browallia New" w:eastAsia="Browallia New" w:hAnsi="Browallia New" w:cs="Browallia New"/>
                 <w:sz w:val="26"/>
               </w:rPr>
-              <w:t>2) จัดทำร่วมกันระหว่างผู้ดำรงตำแหน่งปัจจุบัน</w:t>
+              <w:t xml:space="preserve">2) </w:t>
+            </w:r>
+            <w:r>
+              <w:rPr>
+                <w:rFonts w:ascii="Browallia New" w:eastAsia="Browallia New" w:hAnsi="Browallia New" w:cs="Browallia New"/>
+                <w:sz w:val="26"/>
+              </w:rPr>
+              <w:t>จัดทำร่วมกันระหว่างผู้ดำรงตำแหน่งปัจจุบัน</w:t>
             </w:r>
             <w:r>
               <w:rPr>
@@ -143,7 +157,14 @@
                 <w:rFonts w:ascii="Browallia New" w:eastAsia="Browallia New" w:hAnsi="Browallia New" w:cs="Browallia New"/>
                 <w:sz w:val="26"/>
               </w:rPr>
-              <w:t>3) ระดับความเชี่ยวชาญ (Proficiency Level) ให้ใช้เกณฑ์ 1-5 ตามตารางในหัวข้อ 4ค</w:t>
+              <w:t xml:space="preserve">3) </w:t>
+            </w:r>
+            <w:r>
+              <w:rPr>
+                <w:rFonts w:ascii="Browallia New" w:eastAsia="Browallia New" w:hAnsi="Browallia New" w:cs="Browallia New"/>
+                <w:sz w:val="26"/>
+              </w:rPr>
+              <w:t>ระดับความเชี่ยวชาญ (Proficiency Level) ให้ใช้เกณฑ์ 1-5 ตามตารางในหัวข้อ 4ค</w:t>
             </w:r>
           </w:p>
           <w:p>
@@ -155,7 +176,14 @@
                 <w:rFonts w:ascii="Browallia New" w:eastAsia="Browallia New" w:hAnsi="Browallia New" w:cs="Browallia New"/>
                 <w:sz w:val="26"/>
               </w:rPr>
-              <w:t>4) เมื่อกรอกครบถ้วนแล้ว ให้ลงนามรับรองตามลำดับในหน้าถัดไป ก่อนนำส่ง HR Business Partner ของสายงาน</w:t>
+              <w:t xml:space="preserve">4) </w:t>
+            </w:r>
+            <w:r>
+              <w:rPr>
+                <w:rFonts w:ascii="Browallia New" w:eastAsia="Browallia New" w:hAnsi="Browallia New" w:cs="Browallia New"/>
+                <w:sz w:val="26"/>
+              </w:rPr>
+              <w:t>เมื่อกรอกครบถ้วนแล้ว ให้ลงนามรับรองตามลำดับในหน้าถัดไป ก่อนนำส่ง HR Business Partner ของสายงาน</w:t>
             </w:r>
           </w:p>
           <w:p>
@@ -167,7 +195,14 @@
                 <w:rFonts w:ascii="Browallia New" w:eastAsia="Browallia New" w:hAnsi="Browallia New" w:cs="Browallia New"/>
                 <w:sz w:val="26"/>
               </w:rPr>
-              <w:t>5) เอกสารฉบับนี้จัดเป็นข้อมูลลับ (Confidential) ใช้ภายในองค์กรเพื่อการบริหารแผนสืบทอดตำแหน่งเท่านั้น ห้ามเผยแพร่หรือส่งต่อโดยไม่ได้รับอนุญาต</w:t>
+              <w:t xml:space="preserve">5) </w:t>
+            </w:r>
+            <w:r>
+              <w:rPr>
+                <w:rFonts w:ascii="Browallia New" w:eastAsia="Browallia New" w:hAnsi="Browallia New" w:cs="Browallia New"/>
+                <w:sz w:val="26"/>
+              </w:rPr>
+              <w:t>เอกสารฉบับนี้จัดเป็นข้อมูลลับ (Confidential) ใช้ภายในองค์กรเพื่อการบริหารแผนสืบทอดตำแหน่งเท่านั้น ห้ามเผยแพร่หรือส่งต่อโดยไม่ได้รับอนุญาต</w:t>
             </w:r>
           </w:p>
         </w:tc>
@@ -439,6 +474,7 @@
           <w:p>
             <w:pPr>
               <w:rPr>
+                <w:iCs/>
                 <w:cs/>
                 <w:lang w:val="en-US" w:bidi="th-TH"/>
               </w:rPr>
@@ -446,31 +482,12 @@
             <w:r>
               <w:rPr>
                 <w:rFonts w:ascii="Browallia New" w:eastAsia="Browallia New" w:hAnsi="Browallia New" w:cs="Browallia New"/>
-                <w:i/>
-                <w:color w:val="808080"/>
-                <w:lang w:val="en-US" w:bidi="th-TH"/>
-              </w:rPr>
-              <w:t>HR</w:t>
-            </w:r>
-            <w:r>
-              <w:rPr>
-                <w:rFonts w:ascii="Browallia New" w:eastAsia="Browallia New" w:hAnsi="Browallia New" w:cs="Browallia New" w:hint="cs"/>
-                <w:i/>
-                <w:color w:val="808080"/>
-                <w:cs/>
-                <w:lang w:val="en-US" w:bidi="th-TH"/>
-              </w:rPr>
-              <w:t xml:space="preserve"> จะเติมข้อมูลส่วนนี้ใ</w:t>
-            </w:r>
-            <w:r>
-              <w:rPr>
-                <w:rFonts w:ascii="Browallia New" w:eastAsia="Browallia New" w:hAnsi="Browallia New" w:cs="Browallia New" w:hint="cs"/>
-                <w:i/>
-                <w:color w:val="808080"/>
-                <w:cs/>
-                <w:lang w:val="en-US" w:bidi="th-TH"/>
-              </w:rPr>
-              <w:t>ห้</w:t>
+                <w:iCs/>
+                <w:sz w:val="28"/>
+                <w:szCs w:val="28"/>
+                <w:lang w:val="en-US" w:bidi="th-TH"/>
+              </w:rPr>
+              <w:t>Section Manager</w:t>
             </w:r>
           </w:p>
         </w:tc>
@@ -498,24 +515,20 @@
             <w:tcW w:w="5331" w:type="dxa"/>
           </w:tcPr>
           <w:p>
-            <w:r>
-              <w:rPr>
-                <w:rFonts w:ascii="Browallia New" w:eastAsia="Browallia New" w:hAnsi="Browallia New" w:cs="Browallia New"/>
-                <w:i/>
-                <w:color w:val="808080"/>
-                <w:lang w:val="en-US" w:bidi="th-TH"/>
-              </w:rPr>
-              <w:t>HR</w:t>
-            </w:r>
-            <w:r>
-              <w:rPr>
-                <w:rFonts w:ascii="Browallia New" w:eastAsia="Browallia New" w:hAnsi="Browallia New" w:cs="Browallia New" w:hint="cs"/>
-                <w:i/>
-                <w:color w:val="808080"/>
-                <w:cs/>
-                <w:lang w:val="en-US" w:bidi="th-TH"/>
-              </w:rPr>
-              <w:t xml:space="preserve"> จะเติมข้อมูลส่วนนี้ให้</w:t>
+            <w:pPr>
+              <w:rPr>
+                <w:iCs/>
+              </w:rPr>
+            </w:pPr>
+            <w:r>
+              <w:rPr>
+                <w:rFonts w:ascii="Browallia New" w:eastAsia="Browallia New" w:hAnsi="Browallia New" w:cs="Browallia New"/>
+                <w:iCs/>
+                <w:sz w:val="28"/>
+                <w:szCs w:val="28"/>
+                <w:lang w:val="en-US" w:bidi="th-TH"/>
+              </w:rPr>
+              <w:t>Finance &amp; Accounting, Information Technology and Procurement</w:t>
             </w:r>
           </w:p>
         </w:tc>
@@ -543,24 +556,20 @@
             <w:tcW w:w="5331" w:type="dxa"/>
           </w:tcPr>
           <w:p>
-            <w:r>
-              <w:rPr>
-                <w:rFonts w:ascii="Browallia New" w:eastAsia="Browallia New" w:hAnsi="Browallia New" w:cs="Browallia New"/>
-                <w:i/>
-                <w:color w:val="808080"/>
-                <w:lang w:val="en-US" w:bidi="th-TH"/>
-              </w:rPr>
-              <w:t>HR</w:t>
-            </w:r>
-            <w:r>
-              <w:rPr>
-                <w:rFonts w:ascii="Browallia New" w:eastAsia="Browallia New" w:hAnsi="Browallia New" w:cs="Browallia New" w:hint="cs"/>
-                <w:i/>
-                <w:color w:val="808080"/>
-                <w:cs/>
-                <w:lang w:val="en-US" w:bidi="th-TH"/>
-              </w:rPr>
-              <w:t xml:space="preserve"> จะเติมข้อมูลส่วนนี้ให้</w:t>
+            <w:pPr>
+              <w:rPr>
+                <w:iCs/>
+              </w:rPr>
+            </w:pPr>
+            <w:r>
+              <w:rPr>
+                <w:rFonts w:ascii="Browallia New" w:eastAsia="Browallia New" w:hAnsi="Browallia New" w:cs="Browallia New"/>
+                <w:iCs/>
+                <w:sz w:val="28"/>
+                <w:szCs w:val="28"/>
+                <w:lang w:val="en-US" w:bidi="th-TH"/>
+              </w:rPr>
+              <w:t>-</w:t>
             </w:r>
           </w:p>
         </w:tc>
@@ -588,24 +597,20 @@
             <w:tcW w:w="5331" w:type="dxa"/>
           </w:tcPr>
           <w:p>
-            <w:r>
-              <w:rPr>
-                <w:rFonts w:ascii="Browallia New" w:eastAsia="Browallia New" w:hAnsi="Browallia New" w:cs="Browallia New"/>
-                <w:i/>
-                <w:color w:val="808080"/>
-                <w:lang w:val="en-US" w:bidi="th-TH"/>
-              </w:rPr>
-              <w:t>HR</w:t>
-            </w:r>
-            <w:r>
-              <w:rPr>
-                <w:rFonts w:ascii="Browallia New" w:eastAsia="Browallia New" w:hAnsi="Browallia New" w:cs="Browallia New" w:hint="cs"/>
-                <w:i/>
-                <w:color w:val="808080"/>
-                <w:cs/>
-                <w:lang w:val="en-US" w:bidi="th-TH"/>
-              </w:rPr>
-              <w:t xml:space="preserve"> จะเติมข้อมูลส่วนนี้ให้</w:t>
+            <w:pPr>
+              <w:rPr>
+                <w:iCs/>
+              </w:rPr>
+            </w:pPr>
+            <w:r>
+              <w:rPr>
+                <w:rFonts w:ascii="Browallia New" w:eastAsia="Browallia New" w:hAnsi="Browallia New" w:cs="Browallia New"/>
+                <w:iCs/>
+                <w:sz w:val="28"/>
+                <w:szCs w:val="28"/>
+                <w:lang w:bidi="th-TH"/>
+              </w:rPr>
+              <w:t>Finance &amp; Account</w:t>
             </w:r>
           </w:p>
         </w:tc>
@@ -633,24 +638,21 @@
             <w:tcW w:w="5331" w:type="dxa"/>
           </w:tcPr>
           <w:p>
-            <w:r>
-              <w:rPr>
-                <w:rFonts w:ascii="Browallia New" w:eastAsia="Browallia New" w:hAnsi="Browallia New" w:cs="Browallia New"/>
-                <w:i/>
-                <w:color w:val="808080"/>
-                <w:lang w:val="en-US" w:bidi="th-TH"/>
-              </w:rPr>
-              <w:t>HR</w:t>
-            </w:r>
-            <w:r>
-              <w:rPr>
-                <w:rFonts w:ascii="Browallia New" w:eastAsia="Browallia New" w:hAnsi="Browallia New" w:cs="Browallia New" w:hint="cs"/>
-                <w:i/>
-                <w:color w:val="808080"/>
+            <w:pPr>
+              <w:rPr>
+                <w:iCs/>
+              </w:rPr>
+            </w:pPr>
+            <w:r>
+              <w:rPr>
+                <w:rFonts w:ascii="Browallia New" w:eastAsia="Browallia New" w:hAnsi="Browallia New" w:cs="Browallia New"/>
+                <w:iCs/>
+                <w:sz w:val="28"/>
+                <w:szCs w:val="28"/>
                 <w:cs/>
-                <w:lang w:val="en-US" w:bidi="th-TH"/>
-              </w:rPr>
-              <w:t xml:space="preserve"> จะเติมข้อมูลส่วนนี้ให้</w:t>
+                <w:lang w:val="en-US"/>
+              </w:rPr>
+              <w:t>เสถียร ศรีใสคำ</w:t>
             </w:r>
           </w:p>
         </w:tc>
@@ -678,24 +680,21 @@
             <w:tcW w:w="5331" w:type="dxa"/>
           </w:tcPr>
           <w:p>
-            <w:r>
-              <w:rPr>
-                <w:rFonts w:ascii="Browallia New" w:eastAsia="Browallia New" w:hAnsi="Browallia New" w:cs="Browallia New"/>
-                <w:i/>
-                <w:color w:val="808080"/>
-                <w:lang w:val="en-US" w:bidi="th-TH"/>
-              </w:rPr>
-              <w:t>HR</w:t>
-            </w:r>
-            <w:r>
-              <w:rPr>
-                <w:rFonts w:ascii="Browallia New" w:eastAsia="Browallia New" w:hAnsi="Browallia New" w:cs="Browallia New" w:hint="cs"/>
-                <w:i/>
-                <w:color w:val="808080"/>
+            <w:pPr>
+              <w:rPr>
+                <w:iCs/>
+              </w:rPr>
+            </w:pPr>
+            <w:r>
+              <w:rPr>
+                <w:rFonts w:ascii="Browallia New" w:eastAsia="Browallia New" w:hAnsi="Browallia New" w:cs="Browallia New"/>
+                <w:iCs/>
+                <w:sz w:val="28"/>
+                <w:szCs w:val="28"/>
                 <w:cs/>
-                <w:lang w:val="en-US" w:bidi="th-TH"/>
-              </w:rPr>
-              <w:t xml:space="preserve"> จะเติมข้อมูลส่วนนี้ให้</w:t>
+                <w:lang w:val="en-US"/>
+              </w:rPr>
+              <w:t>เสถียร ศรีใสคำ</w:t>
             </w:r>
           </w:p>
         </w:tc>
@@ -809,7 +808,16 @@
                 <w:color w:val="C8102E"/>
                 <w:sz w:val="26"/>
               </w:rPr>
-              <w:t>(จัดทำ)</w:t>
+              <w:t>(</w:t>
+            </w:r>
+            <w:r>
+              <w:rPr>
+                <w:rFonts w:ascii="Browallia New" w:eastAsia="Browallia New" w:hAnsi="Browallia New" w:cs="Browallia New"/>
+                <w:i/>
+                <w:color w:val="C8102E"/>
+                <w:sz w:val="26"/>
+              </w:rPr>
+              <w:t>จัดทำ)</w:t>
             </w:r>
           </w:p>
           <w:p>
@@ -869,7 +877,16 @@
                 <w:color w:val="C8102E"/>
                 <w:sz w:val="26"/>
               </w:rPr>
-              <w:t>(ตรวจสอบความถูกต้อง)</w:t>
+              <w:t>(</w:t>
+            </w:r>
+            <w:r>
+              <w:rPr>
+                <w:rFonts w:ascii="Browallia New" w:eastAsia="Browallia New" w:hAnsi="Browallia New" w:cs="Browallia New"/>
+                <w:i/>
+                <w:color w:val="C8102E"/>
+                <w:sz w:val="26"/>
+              </w:rPr>
+              <w:t>ตรวจสอบความถูกต้อง)</w:t>
             </w:r>
           </w:p>
           <w:p>
@@ -917,7 +934,16 @@
                 <w:color w:val="C8102E"/>
                 <w:sz w:val="26"/>
               </w:rPr>
-              <w:t>(รับรอง)</w:t>
+              <w:t>(</w:t>
+            </w:r>
+            <w:r>
+              <w:rPr>
+                <w:rFonts w:ascii="Browallia New" w:eastAsia="Browallia New" w:hAnsi="Browallia New" w:cs="Browallia New"/>
+                <w:i/>
+                <w:color w:val="C8102E"/>
+                <w:sz w:val="26"/>
+              </w:rPr>
+              <w:t>รับรอง)</w:t>
             </w:r>
           </w:p>
           <w:p>
@@ -969,7 +995,16 @@
                 <w:color w:val="C8102E"/>
                 <w:sz w:val="26"/>
               </w:rPr>
-              <w:t>(อนุมัติ)</w:t>
+              <w:t>(</w:t>
+            </w:r>
+            <w:r>
+              <w:rPr>
+                <w:rFonts w:ascii="Browallia New" w:eastAsia="Browallia New" w:hAnsi="Browallia New" w:cs="Browallia New"/>
+                <w:i/>
+                <w:color w:val="C8102E"/>
+                <w:sz w:val="26"/>
+              </w:rPr>
+              <w:t>อนุมัติ)</w:t>
             </w:r>
           </w:p>
           <w:p>
@@ -1005,6 +1040,7 @@
                 <w:rFonts w:ascii="Browallia New" w:eastAsia="Browallia New" w:hAnsi="Browallia New" w:cs="Browallia New"/>
                 <w:sz w:val="26"/>
               </w:rPr>
+              <w:lastRenderedPageBreak/>
               <w:t>วันที่: ______________________</w:t>
             </w:r>
           </w:p>
@@ -1019,6 +1055,7 @@
                 <w:rFonts w:ascii="Browallia New" w:eastAsia="Browallia New" w:hAnsi="Browallia New" w:cs="Browallia New"/>
                 <w:sz w:val="26"/>
               </w:rPr>
+              <w:lastRenderedPageBreak/>
               <w:t>ลงชื่อ: ______________________</w:t>
             </w:r>
           </w:p>
@@ -1028,6 +1065,7 @@
                 <w:rFonts w:ascii="Browallia New" w:eastAsia="Browallia New" w:hAnsi="Browallia New" w:cs="Browallia New"/>
                 <w:sz w:val="26"/>
               </w:rPr>
+              <w:lastRenderedPageBreak/>
               <w:t>วันที่: ______________________</w:t>
             </w:r>
           </w:p>
@@ -1042,6 +1080,7 @@
                 <w:rFonts w:ascii="Browallia New" w:eastAsia="Browallia New" w:hAnsi="Browallia New" w:cs="Browallia New"/>
                 <w:sz w:val="26"/>
               </w:rPr>
+              <w:lastRenderedPageBreak/>
               <w:t>ลงชื่อ: ______________________</w:t>
             </w:r>
           </w:p>
@@ -1051,6 +1090,7 @@
                 <w:rFonts w:ascii="Browallia New" w:eastAsia="Browallia New" w:hAnsi="Browallia New" w:cs="Browallia New"/>
                 <w:sz w:val="26"/>
               </w:rPr>
+              <w:lastRenderedPageBreak/>
               <w:t>วันที่: ______________________</w:t>
             </w:r>
           </w:p>
@@ -1065,6 +1105,7 @@
                 <w:rFonts w:ascii="Browallia New" w:eastAsia="Browallia New" w:hAnsi="Browallia New" w:cs="Browallia New"/>
                 <w:sz w:val="26"/>
               </w:rPr>
+              <w:lastRenderedPageBreak/>
               <w:t>ลงชื่อ: ______________________</w:t>
             </w:r>
           </w:p>
@@ -1074,6 +1115,7 @@
                 <w:rFonts w:ascii="Browallia New" w:eastAsia="Browallia New" w:hAnsi="Browallia New" w:cs="Browallia New"/>
                 <w:sz w:val="26"/>
               </w:rPr>
+              <w:lastRenderedPageBreak/>
               <w:t>วันที่: ______________________</w:t>
             </w:r>
           </w:p>
@@ -1123,7 +1165,15 @@
                 <w:b/>
                 <w:sz w:val="28"/>
               </w:rPr>
-              <w:t>1ก. ความสัมพันธ์</w:t>
+              <w:t>1</w:t>
+            </w:r>
+            <w:r>
+              <w:rPr>
+                <w:rFonts w:ascii="Browallia New" w:eastAsia="Browallia New" w:hAnsi="Browallia New" w:cs="Browallia New"/>
+                <w:b/>
+                <w:sz w:val="28"/>
+              </w:rPr>
+              <w:t>ก. ความสัมพันธ์</w:t>
             </w:r>
             <w:r>
               <w:rPr>
@@ -1293,46 +1343,26 @@
                 <w:color w:val="808080"/>
                 <w:lang w:val="en-US" w:bidi="th-TH"/>
               </w:rPr>
-              <w:t>HR</w:t>
-            </w:r>
-            <w:r>
-              <w:rPr>
-                <w:rFonts w:ascii="Browallia New" w:eastAsia="Browallia New" w:hAnsi="Browallia New" w:cs="Browallia New" w:hint="cs"/>
+              <w:t>1</w:t>
+            </w:r>
+          </w:p>
+        </w:tc>
+        <w:tc>
+          <w:tcPr>
+            <w:tcW w:w="2409" w:type="dxa"/>
+          </w:tcPr>
+          <w:p>
+            <w:pPr>
+              <w:jc w:val="center"/>
+            </w:pPr>
+            <w:r>
+              <w:rPr>
+                <w:rFonts w:ascii="Browallia New" w:eastAsia="Browallia New" w:hAnsi="Browallia New" w:cs="Browallia New"/>
                 <w:i/>
                 <w:color w:val="808080"/>
-                <w:cs/>
-                <w:lang w:val="en-US" w:bidi="th-TH"/>
-              </w:rPr>
-              <w:t xml:space="preserve"> จะเติมข้อมูลส่วนนี้ให้</w:t>
-            </w:r>
-          </w:p>
-        </w:tc>
-        <w:tc>
-          <w:tcPr>
-            <w:tcW w:w="2409" w:type="dxa"/>
-          </w:tcPr>
-          <w:p>
-            <w:pPr>
-              <w:jc w:val="center"/>
-            </w:pPr>
-            <w:r>
-              <w:rPr>
-                <w:rFonts w:ascii="Browallia New" w:eastAsia="Browallia New" w:hAnsi="Browallia New" w:cs="Browallia New"/>
-                <w:i/>
-                <w:color w:val="808080"/>
-                <w:lang w:val="en-US" w:bidi="th-TH"/>
-              </w:rPr>
-              <w:t>HR</w:t>
-            </w:r>
-            <w:r>
-              <w:rPr>
-                <w:rFonts w:ascii="Browallia New" w:eastAsia="Browallia New" w:hAnsi="Browallia New" w:cs="Browallia New" w:hint="cs"/>
-                <w:i/>
-                <w:color w:val="808080"/>
-                <w:cs/>
-                <w:lang w:val="en-US" w:bidi="th-TH"/>
-              </w:rPr>
-              <w:t xml:space="preserve"> จะเติมข้อมูลส่วนนี้ให้</w:t>
+                <w:lang w:val="en-US" w:bidi="th-TH"/>
+              </w:rPr>
+              <w:t>5</w:t>
             </w:r>
           </w:p>
         </w:tc>
@@ -1353,19 +1383,7 @@
                 <w:szCs w:val="22"/>
                 <w:lang w:val="en-US" w:bidi="th-TH"/>
               </w:rPr>
-              <w:t>HR</w:t>
-            </w:r>
-            <w:r>
-              <w:rPr>
-                <w:rFonts w:ascii="Browallia New" w:eastAsia="Browallia New" w:hAnsi="Browallia New" w:cs="Browallia New" w:hint="cs"/>
-                <w:i/>
-                <w:color w:val="808080"/>
-                <w:sz w:val="22"/>
-                <w:szCs w:val="22"/>
-                <w:cs/>
-                <w:lang w:val="en-US" w:bidi="th-TH"/>
-              </w:rPr>
-              <w:t xml:space="preserve"> จะเติมข้อมูลส่วนนี้ให้</w:t>
+              <w:t>6</w:t>
             </w:r>
           </w:p>
         </w:tc>
@@ -1927,7 +1945,15 @@
                 <w:b/>
                 <w:sz w:val="28"/>
               </w:rPr>
-              <w:t>1ข. ความสัมพันธ์</w:t>
+              <w:t>1</w:t>
+            </w:r>
+            <w:r>
+              <w:rPr>
+                <w:rFonts w:ascii="Browallia New" w:eastAsia="Browallia New" w:hAnsi="Browallia New" w:cs="Browallia New"/>
+                <w:b/>
+                <w:sz w:val="28"/>
+              </w:rPr>
+              <w:t>ข. ความสัมพันธ์</w:t>
             </w:r>
             <w:r>
               <w:rPr>
@@ -2364,7 +2390,15 @@
                 <w:b/>
                 <w:sz w:val="28"/>
               </w:rPr>
-              <w:t>2ก. วัตถุประสงค์ของตำแหน่งงาน</w:t>
+              <w:t>2</w:t>
+            </w:r>
+            <w:r>
+              <w:rPr>
+                <w:rFonts w:ascii="Browallia New" w:eastAsia="Browallia New" w:hAnsi="Browallia New" w:cs="Browallia New"/>
+                <w:b/>
+                <w:sz w:val="28"/>
+              </w:rPr>
+              <w:t>ก. วัตถุประสงค์ของตำแหน่งงาน</w:t>
             </w:r>
           </w:p>
           <w:p>
@@ -2400,6 +2434,7 @@
                 <w:cs/>
                 <w:lang w:val="en-US" w:bidi="th-TH"/>
               </w:rPr>
+              <w:lastRenderedPageBreak/>
               <w:t>ตำแหน่งนี้รับผิดชอบการกำหนดกลยุทธ์และบริหารการจัดซื้อจัดหาวัตถุดิบ (</w:t>
             </w:r>
             <w:r>
@@ -2537,7 +2572,15 @@
                 <w:b/>
                 <w:sz w:val="28"/>
               </w:rPr>
-              <w:t>2ข. ตัวชี้วัดความสำเร็จหลักของตำแหน่ง (Key Success Indicators)</w:t>
+              <w:t>2</w:t>
+            </w:r>
+            <w:r>
+              <w:rPr>
+                <w:rFonts w:ascii="Browallia New" w:eastAsia="Browallia New" w:hAnsi="Browallia New" w:cs="Browallia New"/>
+                <w:b/>
+                <w:sz w:val="28"/>
+              </w:rPr>
+              <w:t>ข. ตัวชี้วัดความสำเร็จหลักของตำแหน่ง (Key Success Indicators)</w:t>
             </w:r>
           </w:p>
           <w:p>
@@ -2764,7 +2807,15 @@
                 <w:b/>
                 <w:sz w:val="28"/>
               </w:rPr>
-              <w:t>3ก. ขอบเขตงาน</w:t>
+              <w:t>3</w:t>
+            </w:r>
+            <w:r>
+              <w:rPr>
+                <w:rFonts w:ascii="Browallia New" w:eastAsia="Browallia New" w:hAnsi="Browallia New" w:cs="Browallia New"/>
+                <w:b/>
+                <w:sz w:val="28"/>
+              </w:rPr>
+              <w:t>ก. ขอบเขตงาน</w:t>
             </w:r>
           </w:p>
           <w:p>
@@ -2858,7 +2909,15 @@
                 <w:b/>
                 <w:sz w:val="28"/>
               </w:rPr>
-              <w:t xml:space="preserve"> ปีข้างหน้า</w:t>
+              <w:t xml:space="preserve"> </w:t>
+            </w:r>
+            <w:r>
+              <w:rPr>
+                <w:rFonts w:ascii="Browallia New" w:eastAsia="Browallia New" w:hAnsi="Browallia New" w:cs="Browallia New"/>
+                <w:b/>
+                <w:sz w:val="28"/>
+              </w:rPr>
+              <w:t>ปีข้างหน้า</w:t>
             </w:r>
           </w:p>
         </w:tc>
@@ -3512,7 +3571,15 @@
                 <w:b/>
                 <w:sz w:val="28"/>
               </w:rPr>
-              <w:t>3ข. ความท้าทายของงาน</w:t>
+              <w:t>3</w:t>
+            </w:r>
+            <w:r>
+              <w:rPr>
+                <w:rFonts w:ascii="Browallia New" w:eastAsia="Browallia New" w:hAnsi="Browallia New" w:cs="Browallia New"/>
+                <w:b/>
+                <w:sz w:val="28"/>
+              </w:rPr>
+              <w:t>ข. ความท้าทายของงาน</w:t>
             </w:r>
           </w:p>
           <w:p>
@@ -3582,7 +3649,15 @@
                 <w:b/>
                 <w:sz w:val="28"/>
               </w:rPr>
-              <w:t xml:space="preserve"> ปีข้างหน้า</w:t>
+              <w:t xml:space="preserve"> </w:t>
+            </w:r>
+            <w:r>
+              <w:rPr>
+                <w:rFonts w:ascii="Browallia New" w:eastAsia="Browallia New" w:hAnsi="Browallia New" w:cs="Browallia New"/>
+                <w:b/>
+                <w:sz w:val="28"/>
+              </w:rPr>
+              <w:t>ปีข้างหน้า</w:t>
             </w:r>
           </w:p>
         </w:tc>
@@ -3774,6 +3849,7 @@
                 <w:cs/>
                 <w:lang w:val="en-US" w:bidi="th-TH"/>
               </w:rPr>
+              <w:lastRenderedPageBreak/>
               <w:t xml:space="preserve">ผลักดันให้การจัดซื้อปฏิบัติงาน ตาม </w:t>
             </w:r>
             <w:r>
@@ -3946,7 +4022,6 @@
                 <w:cs/>
                 <w:lang w:val="en-US" w:bidi="th-TH"/>
               </w:rPr>
-              <w:lastRenderedPageBreak/>
               <w:t xml:space="preserve">พนักงานใหม่ </w:t>
             </w:r>
             <w:r>
@@ -4033,7 +4108,15 @@
           <w:b/>
           <w:sz w:val="32"/>
         </w:rPr>
-        <w:t>4. ความรู้ ทักษะ และคุณสมบัติที่จำเป็น</w:t>
+        <w:t xml:space="preserve">4. </w:t>
+      </w:r>
+      <w:r>
+        <w:rPr>
+          <w:rFonts w:ascii="Browallia New" w:eastAsia="Browallia New" w:hAnsi="Browallia New" w:cs="Browallia New"/>
+          <w:b/>
+          <w:sz w:val="32"/>
+        </w:rPr>
+        <w:t>ความรู้ ทักษะ และคุณสมบัติที่จำเป็น</w:t>
       </w:r>
     </w:p>
     <w:p>
@@ -4077,7 +4160,15 @@
                 <w:b/>
                 <w:sz w:val="28"/>
               </w:rPr>
-              <w:t>4ก. การศึกษา / คุณสมบัติทางวิชาชีพ</w:t>
+              <w:t>4</w:t>
+            </w:r>
+            <w:r>
+              <w:rPr>
+                <w:rFonts w:ascii="Browallia New" w:eastAsia="Browallia New" w:hAnsi="Browallia New" w:cs="Browallia New"/>
+                <w:b/>
+                <w:sz w:val="28"/>
+              </w:rPr>
+              <w:t>ก. การศึกษา / คุณสมบัติทางวิชาชีพ</w:t>
             </w:r>
           </w:p>
           <w:p>
@@ -4281,7 +4372,7 @@
           <w:p>
             <w:pPr>
               <w:rPr>
-                <w:rFonts w:cs="Angsana New" w:hint="cs"/>
+                <w:rFonts w:cs="Angsana New"/>
                 <w:sz w:val="20"/>
                 <w:szCs w:val="20"/>
                 <w:cs/>
@@ -4465,7 +4556,7 @@
           <w:p>
             <w:pPr>
               <w:rPr>
-                <w:rFonts w:cs="Cordia New" w:hint="cs"/>
+                <w:rFonts w:cs="Cordia New"/>
                 <w:sz w:val="20"/>
                 <w:szCs w:val="25"/>
                 <w:lang w:val="en-US" w:bidi="th-TH"/>
@@ -4626,7 +4717,7 @@
           <w:p>
             <w:pPr>
               <w:rPr>
-                <w:rFonts w:cstheme="minorBidi" w:hint="cs"/>
+                <w:rFonts w:cstheme="minorBidi"/>
                 <w:sz w:val="20"/>
                 <w:szCs w:val="25"/>
                 <w:cs/>
@@ -4758,7 +4849,15 @@
                 <w:b/>
                 <w:sz w:val="28"/>
               </w:rPr>
-              <w:t>4ข. ประสบการณ์ทำงานที่จำเป็น</w:t>
+              <w:t>4</w:t>
+            </w:r>
+            <w:r>
+              <w:rPr>
+                <w:rFonts w:ascii="Browallia New" w:eastAsia="Browallia New" w:hAnsi="Browallia New" w:cs="Browallia New"/>
+                <w:b/>
+                <w:sz w:val="28"/>
+              </w:rPr>
+              <w:t>ข. ประสบการณ์ทำงานที่จำเป็น</w:t>
             </w:r>
           </w:p>
           <w:p>
@@ -4952,7 +5051,7 @@
           <w:p>
             <w:pPr>
               <w:rPr>
-                <w:rFonts w:cs="Angsana New" w:hint="cs"/>
+                <w:rFonts w:cs="Angsana New"/>
                 <w:cs/>
                 <w:lang w:val="en-US" w:bidi="th-TH"/>
               </w:rPr>
@@ -5123,7 +5222,7 @@
           <w:p>
             <w:pPr>
               <w:rPr>
-                <w:rFonts w:cs="Angsana New" w:hint="cs"/>
+                <w:rFonts w:cs="Angsana New"/>
                 <w:lang w:bidi="th-TH"/>
               </w:rPr>
             </w:pPr>
@@ -5347,6 +5446,7 @@
                 <w:rFonts w:ascii="Browallia New" w:eastAsia="Browallia New" w:hAnsi="Browallia New" w:cs="Browallia New"/>
                 <w:szCs w:val="22"/>
               </w:rPr>
+              <w:lastRenderedPageBreak/>
               <w:t>1</w:t>
             </w:r>
           </w:p>
@@ -5475,7 +5575,6 @@
                 <w:rFonts w:ascii="Browallia New" w:eastAsia="Browallia New" w:hAnsi="Browallia New" w:cs="Browallia New"/>
                 <w:szCs w:val="22"/>
               </w:rPr>
-              <w:lastRenderedPageBreak/>
               <w:t>(Developing)</w:t>
             </w:r>
           </w:p>
@@ -5495,7 +5594,6 @@
                 <w:rFonts w:ascii="Browallia New" w:eastAsia="Browallia New" w:hAnsi="Browallia New" w:cs="Browallia New"/>
                 <w:szCs w:val="22"/>
               </w:rPr>
-              <w:lastRenderedPageBreak/>
               <w:t>นำไปประยุกต์ใช้ได้ในงานพื้นฐาน แต่ยังต้องมีผู้ดูแล</w:t>
             </w:r>
           </w:p>
@@ -5774,7 +5872,15 @@
                 <w:b/>
                 <w:sz w:val="28"/>
               </w:rPr>
-              <w:t>4ค. สมรรถนะ</w:t>
+              <w:t>4</w:t>
+            </w:r>
+            <w:r>
+              <w:rPr>
+                <w:rFonts w:ascii="Browallia New" w:eastAsia="Browallia New" w:hAnsi="Browallia New" w:cs="Browallia New"/>
+                <w:b/>
+                <w:sz w:val="28"/>
+              </w:rPr>
+              <w:t>ค. สมรรถนะ</w:t>
             </w:r>
           </w:p>
           <w:p>
@@ -5800,7 +5906,15 @@
           <w:b/>
           <w:sz w:val="26"/>
         </w:rPr>
-        <w:t>4ค</w:t>
+        <w:t>4</w:t>
+      </w:r>
+      <w:r>
+        <w:rPr>
+          <w:rFonts w:ascii="Browallia New" w:eastAsia="Browallia New" w:hAnsi="Browallia New" w:cs="Browallia New"/>
+          <w:b/>
+          <w:sz w:val="26"/>
+        </w:rPr>
+        <w:t>ค</w:t>
       </w:r>
       <w:r>
         <w:rPr>
@@ -5818,7 +5932,15 @@
           <w:b/>
           <w:sz w:val="26"/>
         </w:rPr>
-        <w:t>(i) สมรรถนะด้านการเป็นผู้นำ (Leadership Competencies)</w:t>
+        <w:t xml:space="preserve">(i) </w:t>
+      </w:r>
+      <w:r>
+        <w:rPr>
+          <w:rFonts w:ascii="Browallia New" w:eastAsia="Browallia New" w:hAnsi="Browallia New" w:cs="Browallia New"/>
+          <w:b/>
+          <w:sz w:val="26"/>
+        </w:rPr>
+        <w:t>สมรรถนะด้านการเป็นผู้นำ (Leadership Competencies)</w:t>
       </w:r>
     </w:p>
     <w:tbl>
@@ -6075,6 +6197,7 @@
                   <w14:uncheckedState w14:val="2610" w14:font="MS Gothic"/>
                 </w14:checkbox>
               </w:sdtPr>
+              <w:sdtEndPr/>
               <w:sdtContent>
                 <w:r>
                   <w:rPr>
@@ -6105,6 +6228,7 @@
                   <w14:uncheckedState w14:val="2610" w14:font="MS Gothic"/>
                 </w14:checkbox>
               </w:sdtPr>
+              <w:sdtEndPr/>
               <w:sdtContent>
                 <w:r>
                   <w:rPr>
@@ -6135,6 +6259,7 @@
                   <w14:uncheckedState w14:val="2610" w14:font="MS Gothic"/>
                 </w14:checkbox>
               </w:sdtPr>
+              <w:sdtEndPr/>
               <w:sdtContent>
                 <w:r>
                   <w:rPr>
@@ -6160,11 +6285,42 @@
               <w:sdtPr>
                 <w:id w:val="100004"/>
                 <w14:checkbox>
+                  <w14:checked w14:val="1"/>
+                  <w14:checkedState w14:val="2612" w14:font="MS Gothic"/>
+                  <w14:uncheckedState w14:val="2610" w14:font="MS Gothic"/>
+                </w14:checkbox>
+              </w:sdtPr>
+              <w:sdtEndPr/>
+              <w:sdtContent>
+                <w:r>
+                  <w:rPr>
+                    <w:rFonts w:ascii="MS Gothic" w:eastAsia="MS Gothic" w:hAnsi="MS Gothic" w:hint="eastAsia"/>
+                  </w:rPr>
+                  <w:t>☒</w:t>
+                </w:r>
+              </w:sdtContent>
+            </w:sdt>
+          </w:p>
+        </w:tc>
+        <w:tc>
+          <w:tcPr>
+            <w:tcW w:w="1011" w:type="dxa"/>
+            <w:shd w:val="clear" w:color="auto" w:fill="FFF2CC"/>
+          </w:tcPr>
+          <w:p>
+            <w:pPr>
+              <w:jc w:val="center"/>
+            </w:pPr>
+            <w:sdt>
+              <w:sdtPr>
+                <w:id w:val="100005"/>
+                <w14:checkbox>
                   <w14:checked w14:val="0"/>
                   <w14:checkedState w14:val="2612" w14:font="MS Gothic"/>
                   <w14:uncheckedState w14:val="2610" w14:font="MS Gothic"/>
                 </w14:checkbox>
               </w:sdtPr>
+              <w:sdtEndPr/>
               <w:sdtContent>
                 <w:r>
                   <w:rPr>
@@ -6177,6 +6333,48 @@
             </w:sdt>
           </w:p>
         </w:tc>
+      </w:tr>
+      <w:tr>
+        <w:trPr>
+          <w:jc w:val="center"/>
+        </w:trPr>
+        <w:tc>
+          <w:tcPr>
+            <w:tcW w:w="4136" w:type="dxa"/>
+          </w:tcPr>
+          <w:p>
+            <w:pPr>
+              <w:rPr>
+                <w:rFonts w:ascii="Browallia New" w:eastAsia="Browallia New" w:hAnsi="Browallia New" w:cs="Browallia New"/>
+                <w:szCs w:val="22"/>
+                <w:lang w:bidi="th-TH"/>
+              </w:rPr>
+            </w:pPr>
+            <w:r>
+              <w:rPr>
+                <w:rFonts w:ascii="Browallia New" w:eastAsia="Browallia New" w:hAnsi="Browallia New" w:cs="Browallia New"/>
+                <w:szCs w:val="22"/>
+              </w:rPr>
+              <w:t xml:space="preserve">การทำงานร่วมกัน </w:t>
+            </w:r>
+          </w:p>
+          <w:p>
+            <w:pPr>
+              <w:rPr>
+                <w:rFonts w:ascii="Browallia New" w:eastAsia="Browallia New" w:hAnsi="Browallia New" w:cs="Browallia New"/>
+                <w:szCs w:val="22"/>
+                <w:lang w:bidi="th-TH"/>
+              </w:rPr>
+            </w:pPr>
+            <w:r>
+              <w:rPr>
+                <w:rFonts w:ascii="Browallia New" w:eastAsia="Browallia New" w:hAnsi="Browallia New" w:cs="Browallia New"/>
+                <w:szCs w:val="22"/>
+              </w:rPr>
+              <w:t>Collaboration</w:t>
+            </w:r>
+          </w:p>
+        </w:tc>
         <w:tc>
           <w:tcPr>
             <w:tcW w:w="1011" w:type="dxa"/>
@@ -6188,13 +6386,14 @@
             </w:pPr>
             <w:sdt>
               <w:sdtPr>
-                <w:id w:val="100005"/>
+                <w:id w:val="100006"/>
                 <w14:checkbox>
                   <w14:checked w14:val="0"/>
                   <w14:checkedState w14:val="2612" w14:font="MS Gothic"/>
                   <w14:uncheckedState w14:val="2610" w14:font="MS Gothic"/>
                 </w14:checkbox>
               </w:sdtPr>
+              <w:sdtEndPr/>
               <w:sdtContent>
                 <w:r>
                   <w:rPr>
@@ -6207,48 +6406,6 @@
             </w:sdt>
           </w:p>
         </w:tc>
-      </w:tr>
-      <w:tr>
-        <w:trPr>
-          <w:jc w:val="center"/>
-        </w:trPr>
-        <w:tc>
-          <w:tcPr>
-            <w:tcW w:w="4136" w:type="dxa"/>
-          </w:tcPr>
-          <w:p>
-            <w:pPr>
-              <w:rPr>
-                <w:rFonts w:ascii="Browallia New" w:eastAsia="Browallia New" w:hAnsi="Browallia New" w:cs="Browallia New"/>
-                <w:szCs w:val="22"/>
-                <w:lang w:bidi="th-TH"/>
-              </w:rPr>
-            </w:pPr>
-            <w:r>
-              <w:rPr>
-                <w:rFonts w:ascii="Browallia New" w:eastAsia="Browallia New" w:hAnsi="Browallia New" w:cs="Browallia New"/>
-                <w:szCs w:val="22"/>
-              </w:rPr>
-              <w:t xml:space="preserve">การทำงานร่วมกัน </w:t>
-            </w:r>
-          </w:p>
-          <w:p>
-            <w:pPr>
-              <w:rPr>
-                <w:rFonts w:ascii="Browallia New" w:eastAsia="Browallia New" w:hAnsi="Browallia New" w:cs="Browallia New"/>
-                <w:szCs w:val="22"/>
-                <w:lang w:bidi="th-TH"/>
-              </w:rPr>
-            </w:pPr>
-            <w:r>
-              <w:rPr>
-                <w:rFonts w:ascii="Browallia New" w:eastAsia="Browallia New" w:hAnsi="Browallia New" w:cs="Browallia New"/>
-                <w:szCs w:val="22"/>
-              </w:rPr>
-              <w:t>Collaboration</w:t>
-            </w:r>
-          </w:p>
-        </w:tc>
         <w:tc>
           <w:tcPr>
             <w:tcW w:w="1011" w:type="dxa"/>
@@ -6260,13 +6417,14 @@
             </w:pPr>
             <w:sdt>
               <w:sdtPr>
-                <w:id w:val="100006"/>
+                <w:id w:val="100007"/>
                 <w14:checkbox>
                   <w14:checked w14:val="0"/>
                   <w14:checkedState w14:val="2612" w14:font="MS Gothic"/>
                   <w14:uncheckedState w14:val="2610" w14:font="MS Gothic"/>
                 </w14:checkbox>
               </w:sdtPr>
+              <w:sdtEndPr/>
               <w:sdtContent>
                 <w:r>
                   <w:rPr>
@@ -6290,13 +6448,14 @@
             </w:pPr>
             <w:sdt>
               <w:sdtPr>
-                <w:id w:val="100007"/>
+                <w:id w:val="100008"/>
                 <w14:checkbox>
                   <w14:checked w14:val="0"/>
                   <w14:checkedState w14:val="2612" w14:font="MS Gothic"/>
                   <w14:uncheckedState w14:val="2610" w14:font="MS Gothic"/>
                 </w14:checkbox>
               </w:sdtPr>
+              <w:sdtEndPr/>
               <w:sdtContent>
                 <w:r>
                   <w:rPr>
@@ -6320,13 +6479,44 @@
             </w:pPr>
             <w:sdt>
               <w:sdtPr>
-                <w:id w:val="100008"/>
+                <w:id w:val="100009"/>
+                <w14:checkbox>
+                  <w14:checked w14:val="1"/>
+                  <w14:checkedState w14:val="2612" w14:font="MS Gothic"/>
+                  <w14:uncheckedState w14:val="2610" w14:font="MS Gothic"/>
+                </w14:checkbox>
+              </w:sdtPr>
+              <w:sdtEndPr/>
+              <w:sdtContent>
+                <w:r>
+                  <w:rPr>
+                    <w:rFonts w:ascii="MS Gothic" w:eastAsia="MS Gothic" w:hAnsi="MS Gothic" w:hint="eastAsia"/>
+                  </w:rPr>
+                  <w:t>☒</w:t>
+                </w:r>
+              </w:sdtContent>
+            </w:sdt>
+          </w:p>
+        </w:tc>
+        <w:tc>
+          <w:tcPr>
+            <w:tcW w:w="1011" w:type="dxa"/>
+            <w:shd w:val="clear" w:color="auto" w:fill="FFF2CC"/>
+          </w:tcPr>
+          <w:p>
+            <w:pPr>
+              <w:jc w:val="center"/>
+            </w:pPr>
+            <w:sdt>
+              <w:sdtPr>
+                <w:id w:val="100010"/>
                 <w14:checkbox>
                   <w14:checked w14:val="0"/>
                   <w14:checkedState w14:val="2612" w14:font="MS Gothic"/>
                   <w14:uncheckedState w14:val="2610" w14:font="MS Gothic"/>
                 </w14:checkbox>
               </w:sdtPr>
+              <w:sdtEndPr/>
               <w:sdtContent>
                 <w:r>
                   <w:rPr>
@@ -6339,6 +6529,48 @@
             </w:sdt>
           </w:p>
         </w:tc>
+      </w:tr>
+      <w:tr>
+        <w:trPr>
+          <w:jc w:val="center"/>
+        </w:trPr>
+        <w:tc>
+          <w:tcPr>
+            <w:tcW w:w="4136" w:type="dxa"/>
+          </w:tcPr>
+          <w:p>
+            <w:pPr>
+              <w:rPr>
+                <w:rFonts w:ascii="Browallia New" w:eastAsia="Browallia New" w:hAnsi="Browallia New" w:cs="Browallia New"/>
+                <w:szCs w:val="22"/>
+                <w:lang w:bidi="th-TH"/>
+              </w:rPr>
+            </w:pPr>
+            <w:r>
+              <w:rPr>
+                <w:rFonts w:ascii="Browallia New" w:eastAsia="Browallia New" w:hAnsi="Browallia New" w:cs="Browallia New"/>
+                <w:szCs w:val="22"/>
+              </w:rPr>
+              <w:t xml:space="preserve">มุ่งเน้นลูกค้า </w:t>
+            </w:r>
+          </w:p>
+          <w:p>
+            <w:pPr>
+              <w:rPr>
+                <w:rFonts w:ascii="Browallia New" w:eastAsia="Browallia New" w:hAnsi="Browallia New" w:cs="Browallia New"/>
+                <w:szCs w:val="22"/>
+                <w:lang w:bidi="th-TH"/>
+              </w:rPr>
+            </w:pPr>
+            <w:r>
+              <w:rPr>
+                <w:rFonts w:ascii="Browallia New" w:eastAsia="Browallia New" w:hAnsi="Browallia New" w:cs="Browallia New"/>
+                <w:szCs w:val="22"/>
+              </w:rPr>
+              <w:t>Customer Focus</w:t>
+            </w:r>
+          </w:p>
+        </w:tc>
         <w:tc>
           <w:tcPr>
             <w:tcW w:w="1011" w:type="dxa"/>
@@ -6350,13 +6582,14 @@
             </w:pPr>
             <w:sdt>
               <w:sdtPr>
-                <w:id w:val="100009"/>
+                <w:id w:val="100011"/>
                 <w14:checkbox>
                   <w14:checked w14:val="0"/>
                   <w14:checkedState w14:val="2612" w14:font="MS Gothic"/>
                   <w14:uncheckedState w14:val="2610" w14:font="MS Gothic"/>
                 </w14:checkbox>
               </w:sdtPr>
+              <w:sdtEndPr/>
               <w:sdtContent>
                 <w:r>
                   <w:rPr>
@@ -6380,13 +6613,14 @@
             </w:pPr>
             <w:sdt>
               <w:sdtPr>
-                <w:id w:val="100010"/>
+                <w:id w:val="100012"/>
                 <w14:checkbox>
                   <w14:checked w14:val="0"/>
                   <w14:checkedState w14:val="2612" w14:font="MS Gothic"/>
                   <w14:uncheckedState w14:val="2610" w14:font="MS Gothic"/>
                 </w14:checkbox>
               </w:sdtPr>
+              <w:sdtEndPr/>
               <w:sdtContent>
                 <w:r>
                   <w:rPr>
@@ -6399,48 +6633,6 @@
             </w:sdt>
           </w:p>
         </w:tc>
-      </w:tr>
-      <w:tr>
-        <w:trPr>
-          <w:jc w:val="center"/>
-        </w:trPr>
-        <w:tc>
-          <w:tcPr>
-            <w:tcW w:w="4136" w:type="dxa"/>
-          </w:tcPr>
-          <w:p>
-            <w:pPr>
-              <w:rPr>
-                <w:rFonts w:ascii="Browallia New" w:eastAsia="Browallia New" w:hAnsi="Browallia New" w:cs="Browallia New"/>
-                <w:szCs w:val="22"/>
-                <w:lang w:bidi="th-TH"/>
-              </w:rPr>
-            </w:pPr>
-            <w:r>
-              <w:rPr>
-                <w:rFonts w:ascii="Browallia New" w:eastAsia="Browallia New" w:hAnsi="Browallia New" w:cs="Browallia New"/>
-                <w:szCs w:val="22"/>
-              </w:rPr>
-              <w:t xml:space="preserve">มุ่งเน้นลูกค้า </w:t>
-            </w:r>
-          </w:p>
-          <w:p>
-            <w:pPr>
-              <w:rPr>
-                <w:rFonts w:ascii="Browallia New" w:eastAsia="Browallia New" w:hAnsi="Browallia New" w:cs="Browallia New"/>
-                <w:szCs w:val="22"/>
-                <w:lang w:bidi="th-TH"/>
-              </w:rPr>
-            </w:pPr>
-            <w:r>
-              <w:rPr>
-                <w:rFonts w:ascii="Browallia New" w:eastAsia="Browallia New" w:hAnsi="Browallia New" w:cs="Browallia New"/>
-                <w:szCs w:val="22"/>
-              </w:rPr>
-              <w:t>Customer Focus</w:t>
-            </w:r>
-          </w:p>
-        </w:tc>
         <w:tc>
           <w:tcPr>
             <w:tcW w:w="1011" w:type="dxa"/>
@@ -6452,13 +6644,14 @@
             </w:pPr>
             <w:sdt>
               <w:sdtPr>
-                <w:id w:val="100011"/>
+                <w:id w:val="100013"/>
                 <w14:checkbox>
                   <w14:checked w14:val="0"/>
                   <w14:checkedState w14:val="2612" w14:font="MS Gothic"/>
                   <w14:uncheckedState w14:val="2610" w14:font="MS Gothic"/>
                 </w14:checkbox>
               </w:sdtPr>
+              <w:sdtEndPr/>
               <w:sdtContent>
                 <w:r>
                   <w:rPr>
@@ -6482,13 +6675,44 @@
             </w:pPr>
             <w:sdt>
               <w:sdtPr>
-                <w:id w:val="100012"/>
+                <w:id w:val="100014"/>
+                <w14:checkbox>
+                  <w14:checked w14:val="1"/>
+                  <w14:checkedState w14:val="2612" w14:font="MS Gothic"/>
+                  <w14:uncheckedState w14:val="2610" w14:font="MS Gothic"/>
+                </w14:checkbox>
+              </w:sdtPr>
+              <w:sdtEndPr/>
+              <w:sdtContent>
+                <w:r>
+                  <w:rPr>
+                    <w:rFonts w:ascii="MS Gothic" w:eastAsia="MS Gothic" w:hAnsi="MS Gothic" w:hint="eastAsia"/>
+                  </w:rPr>
+                  <w:t>☒</w:t>
+                </w:r>
+              </w:sdtContent>
+            </w:sdt>
+          </w:p>
+        </w:tc>
+        <w:tc>
+          <w:tcPr>
+            <w:tcW w:w="1011" w:type="dxa"/>
+            <w:shd w:val="clear" w:color="auto" w:fill="FFF2CC"/>
+          </w:tcPr>
+          <w:p>
+            <w:pPr>
+              <w:jc w:val="center"/>
+            </w:pPr>
+            <w:sdt>
+              <w:sdtPr>
+                <w:id w:val="100015"/>
                 <w14:checkbox>
                   <w14:checked w14:val="0"/>
                   <w14:checkedState w14:val="2612" w14:font="MS Gothic"/>
                   <w14:uncheckedState w14:val="2610" w14:font="MS Gothic"/>
                 </w14:checkbox>
               </w:sdtPr>
+              <w:sdtEndPr/>
               <w:sdtContent>
                 <w:r>
                   <w:rPr>
@@ -6501,6 +6725,30 @@
             </w:sdt>
           </w:p>
         </w:tc>
+      </w:tr>
+      <w:tr>
+        <w:trPr>
+          <w:jc w:val="center"/>
+        </w:trPr>
+        <w:tc>
+          <w:tcPr>
+            <w:tcW w:w="4136" w:type="dxa"/>
+          </w:tcPr>
+          <w:p>
+            <w:pPr>
+              <w:rPr>
+                <w:szCs w:val="22"/>
+              </w:rPr>
+            </w:pPr>
+            <w:r>
+              <w:rPr>
+                <w:rFonts w:ascii="Browallia New" w:eastAsia="Browallia New" w:hAnsi="Browallia New" w:cs="Browallia New"/>
+                <w:szCs w:val="22"/>
+              </w:rPr>
+              <w:t>คิดวิเคราะห์และการแก้ไขปัญหาอย่างเป็นระบบ Analytical &amp; Problem-Solving Thinking</w:t>
+            </w:r>
+          </w:p>
+        </w:tc>
         <w:tc>
           <w:tcPr>
             <w:tcW w:w="1011" w:type="dxa"/>
@@ -6512,13 +6760,14 @@
             </w:pPr>
             <w:sdt>
               <w:sdtPr>
-                <w:id w:val="100013"/>
+                <w:id w:val="100016"/>
                 <w14:checkbox>
                   <w14:checked w14:val="0"/>
                   <w14:checkedState w14:val="2612" w14:font="MS Gothic"/>
                   <w14:uncheckedState w14:val="2610" w14:font="MS Gothic"/>
                 </w14:checkbox>
               </w:sdtPr>
+              <w:sdtEndPr/>
               <w:sdtContent>
                 <w:r>
                   <w:rPr>
@@ -6542,13 +6791,14 @@
             </w:pPr>
             <w:sdt>
               <w:sdtPr>
-                <w:id w:val="100014"/>
+                <w:id w:val="100017"/>
                 <w14:checkbox>
                   <w14:checked w14:val="0"/>
                   <w14:checkedState w14:val="2612" w14:font="MS Gothic"/>
                   <w14:uncheckedState w14:val="2610" w14:font="MS Gothic"/>
                 </w14:checkbox>
               </w:sdtPr>
+              <w:sdtEndPr/>
               <w:sdtContent>
                 <w:r>
                   <w:rPr>
@@ -6572,13 +6822,14 @@
             </w:pPr>
             <w:sdt>
               <w:sdtPr>
-                <w:id w:val="100015"/>
+                <w:id w:val="100018"/>
                 <w14:checkbox>
                   <w14:checked w14:val="0"/>
                   <w14:checkedState w14:val="2612" w14:font="MS Gothic"/>
                   <w14:uncheckedState w14:val="2610" w14:font="MS Gothic"/>
                 </w14:checkbox>
               </w:sdtPr>
+              <w:sdtEndPr/>
               <w:sdtContent>
                 <w:r>
                   <w:rPr>
@@ -6591,30 +6842,6 @@
             </w:sdt>
           </w:p>
         </w:tc>
-      </w:tr>
-      <w:tr>
-        <w:trPr>
-          <w:jc w:val="center"/>
-        </w:trPr>
-        <w:tc>
-          <w:tcPr>
-            <w:tcW w:w="4136" w:type="dxa"/>
-          </w:tcPr>
-          <w:p>
-            <w:pPr>
-              <w:rPr>
-                <w:szCs w:val="22"/>
-              </w:rPr>
-            </w:pPr>
-            <w:r>
-              <w:rPr>
-                <w:rFonts w:ascii="Browallia New" w:eastAsia="Browallia New" w:hAnsi="Browallia New" w:cs="Browallia New"/>
-                <w:szCs w:val="22"/>
-              </w:rPr>
-              <w:t>คิดวิเคราะห์และการแก้ไขปัญหาอย่างเป็นระบบ Analytical &amp; Problem-Solving Thinking</w:t>
-            </w:r>
-          </w:p>
-        </w:tc>
         <w:tc>
           <w:tcPr>
             <w:tcW w:w="1011" w:type="dxa"/>
@@ -6626,13 +6853,44 @@
             </w:pPr>
             <w:sdt>
               <w:sdtPr>
-                <w:id w:val="100016"/>
+                <w:id w:val="100019"/>
+                <w14:checkbox>
+                  <w14:checked w14:val="1"/>
+                  <w14:checkedState w14:val="2612" w14:font="MS Gothic"/>
+                  <w14:uncheckedState w14:val="2610" w14:font="MS Gothic"/>
+                </w14:checkbox>
+              </w:sdtPr>
+              <w:sdtEndPr/>
+              <w:sdtContent>
+                <w:r>
+                  <w:rPr>
+                    <w:rFonts w:ascii="MS Gothic" w:eastAsia="MS Gothic" w:hAnsi="MS Gothic" w:hint="eastAsia"/>
+                  </w:rPr>
+                  <w:t>☒</w:t>
+                </w:r>
+              </w:sdtContent>
+            </w:sdt>
+          </w:p>
+        </w:tc>
+        <w:tc>
+          <w:tcPr>
+            <w:tcW w:w="1011" w:type="dxa"/>
+            <w:shd w:val="clear" w:color="auto" w:fill="FFF2CC"/>
+          </w:tcPr>
+          <w:p>
+            <w:pPr>
+              <w:jc w:val="center"/>
+            </w:pPr>
+            <w:sdt>
+              <w:sdtPr>
+                <w:id w:val="100020"/>
                 <w14:checkbox>
                   <w14:checked w14:val="0"/>
                   <w14:checkedState w14:val="2612" w14:font="MS Gothic"/>
                   <w14:uncheckedState w14:val="2610" w14:font="MS Gothic"/>
                 </w14:checkbox>
               </w:sdtPr>
+              <w:sdtEndPr/>
               <w:sdtContent>
                 <w:r>
                   <w:rPr>
@@ -6645,6 +6903,46 @@
             </w:sdt>
           </w:p>
         </w:tc>
+      </w:tr>
+      <w:tr>
+        <w:trPr>
+          <w:jc w:val="center"/>
+        </w:trPr>
+        <w:tc>
+          <w:tcPr>
+            <w:tcW w:w="4136" w:type="dxa"/>
+          </w:tcPr>
+          <w:p>
+            <w:pPr>
+              <w:rPr>
+                <w:rFonts w:ascii="Browallia New" w:eastAsia="Browallia New" w:hAnsi="Browallia New" w:cs="Browallia New"/>
+                <w:szCs w:val="22"/>
+                <w:lang w:bidi="th-TH"/>
+              </w:rPr>
+            </w:pPr>
+            <w:r>
+              <w:rPr>
+                <w:rFonts w:ascii="Browallia New" w:eastAsia="Browallia New" w:hAnsi="Browallia New" w:cs="Browallia New"/>
+                <w:szCs w:val="22"/>
+              </w:rPr>
+              <w:t xml:space="preserve">ความฉลาดทางดิจิทัล </w:t>
+            </w:r>
+          </w:p>
+          <w:p>
+            <w:pPr>
+              <w:rPr>
+                <w:szCs w:val="22"/>
+              </w:rPr>
+            </w:pPr>
+            <w:r>
+              <w:rPr>
+                <w:rFonts w:ascii="Browallia New" w:eastAsia="Browallia New" w:hAnsi="Browallia New" w:cs="Browallia New"/>
+                <w:szCs w:val="22"/>
+              </w:rPr>
+              <w:t>Digital Intelligence Quotient (DQ)</w:t>
+            </w:r>
+          </w:p>
+        </w:tc>
         <w:tc>
           <w:tcPr>
             <w:tcW w:w="1011" w:type="dxa"/>
@@ -6656,13 +6954,14 @@
             </w:pPr>
             <w:sdt>
               <w:sdtPr>
-                <w:id w:val="100017"/>
+                <w:id w:val="100021"/>
                 <w14:checkbox>
                   <w14:checked w14:val="0"/>
                   <w14:checkedState w14:val="2612" w14:font="MS Gothic"/>
                   <w14:uncheckedState w14:val="2610" w14:font="MS Gothic"/>
                 </w14:checkbox>
               </w:sdtPr>
+              <w:sdtEndPr/>
               <w:sdtContent>
                 <w:r>
                   <w:rPr>
@@ -6686,13 +6985,14 @@
             </w:pPr>
             <w:sdt>
               <w:sdtPr>
-                <w:id w:val="100018"/>
+                <w:id w:val="100022"/>
                 <w14:checkbox>
                   <w14:checked w14:val="0"/>
                   <w14:checkedState w14:val="2612" w14:font="MS Gothic"/>
                   <w14:uncheckedState w14:val="2610" w14:font="MS Gothic"/>
                 </w14:checkbox>
               </w:sdtPr>
+              <w:sdtEndPr/>
               <w:sdtContent>
                 <w:r>
                   <w:rPr>
@@ -6716,13 +7016,14 @@
             </w:pPr>
             <w:sdt>
               <w:sdtPr>
-                <w:id w:val="100019"/>
+                <w:id w:val="100023"/>
                 <w14:checkbox>
                   <w14:checked w14:val="0"/>
                   <w14:checkedState w14:val="2612" w14:font="MS Gothic"/>
                   <w14:uncheckedState w14:val="2610" w14:font="MS Gothic"/>
                 </w14:checkbox>
               </w:sdtPr>
+              <w:sdtEndPr/>
               <w:sdtContent>
                 <w:r>
                   <w:rPr>
@@ -6746,13 +7047,44 @@
             </w:pPr>
             <w:sdt>
               <w:sdtPr>
-                <w:id w:val="100020"/>
+                <w:id w:val="100024"/>
+                <w14:checkbox>
+                  <w14:checked w14:val="1"/>
+                  <w14:checkedState w14:val="2612" w14:font="MS Gothic"/>
+                  <w14:uncheckedState w14:val="2610" w14:font="MS Gothic"/>
+                </w14:checkbox>
+              </w:sdtPr>
+              <w:sdtEndPr/>
+              <w:sdtContent>
+                <w:r>
+                  <w:rPr>
+                    <w:rFonts w:ascii="MS Gothic" w:eastAsia="MS Gothic" w:hAnsi="MS Gothic" w:hint="eastAsia"/>
+                  </w:rPr>
+                  <w:t>☒</w:t>
+                </w:r>
+              </w:sdtContent>
+            </w:sdt>
+          </w:p>
+        </w:tc>
+        <w:tc>
+          <w:tcPr>
+            <w:tcW w:w="1011" w:type="dxa"/>
+            <w:shd w:val="clear" w:color="auto" w:fill="FFF2CC"/>
+          </w:tcPr>
+          <w:p>
+            <w:pPr>
+              <w:jc w:val="center"/>
+            </w:pPr>
+            <w:sdt>
+              <w:sdtPr>
+                <w:id w:val="100025"/>
                 <w14:checkbox>
                   <w14:checked w14:val="0"/>
                   <w14:checkedState w14:val="2612" w14:font="MS Gothic"/>
                   <w14:uncheckedState w14:val="2610" w14:font="MS Gothic"/>
                 </w14:checkbox>
               </w:sdtPr>
+              <w:sdtEndPr/>
               <w:sdtContent>
                 <w:r>
                   <w:rPr>
@@ -6787,13 +7119,15 @@
                 <w:rFonts w:ascii="Browallia New" w:eastAsia="Browallia New" w:hAnsi="Browallia New" w:cs="Browallia New"/>
                 <w:szCs w:val="22"/>
               </w:rPr>
-              <w:t xml:space="preserve">ความฉลาดทางดิจิทัล </w:t>
-            </w:r>
-          </w:p>
-          <w:p>
-            <w:pPr>
-              <w:rPr>
+              <w:t xml:space="preserve">การปรับตัว </w:t>
+            </w:r>
+          </w:p>
+          <w:p>
+            <w:pPr>
+              <w:rPr>
+                <w:rFonts w:ascii="Browallia New" w:eastAsia="Browallia New" w:hAnsi="Browallia New" w:cs="Browallia New"/>
                 <w:szCs w:val="22"/>
+                <w:lang w:bidi="th-TH"/>
               </w:rPr>
             </w:pPr>
             <w:r>
@@ -6801,7 +7135,7 @@
                 <w:rFonts w:ascii="Browallia New" w:eastAsia="Browallia New" w:hAnsi="Browallia New" w:cs="Browallia New"/>
                 <w:szCs w:val="22"/>
               </w:rPr>
-              <w:t>Digital Intelligence Quotient (DQ)</w:t>
+              <w:t>Adaptability</w:t>
             </w:r>
           </w:p>
         </w:tc>
@@ -6816,13 +7150,14 @@
             </w:pPr>
             <w:sdt>
               <w:sdtPr>
-                <w:id w:val="100021"/>
+                <w:id w:val="100026"/>
                 <w14:checkbox>
                   <w14:checked w14:val="0"/>
                   <w14:checkedState w14:val="2612" w14:font="MS Gothic"/>
                   <w14:uncheckedState w14:val="2610" w14:font="MS Gothic"/>
                 </w14:checkbox>
               </w:sdtPr>
+              <w:sdtEndPr/>
               <w:sdtContent>
                 <w:r>
                   <w:rPr>
@@ -6846,13 +7181,14 @@
             </w:pPr>
             <w:sdt>
               <w:sdtPr>
-                <w:id w:val="100022"/>
+                <w:id w:val="100027"/>
                 <w14:checkbox>
                   <w14:checked w14:val="0"/>
                   <w14:checkedState w14:val="2612" w14:font="MS Gothic"/>
                   <w14:uncheckedState w14:val="2610" w14:font="MS Gothic"/>
                 </w14:checkbox>
               </w:sdtPr>
+              <w:sdtEndPr/>
               <w:sdtContent>
                 <w:r>
                   <w:rPr>
@@ -6876,13 +7212,14 @@
             </w:pPr>
             <w:sdt>
               <w:sdtPr>
-                <w:id w:val="100023"/>
+                <w:id w:val="100028"/>
                 <w14:checkbox>
                   <w14:checked w14:val="0"/>
                   <w14:checkedState w14:val="2612" w14:font="MS Gothic"/>
                   <w14:uncheckedState w14:val="2610" w14:font="MS Gothic"/>
                 </w14:checkbox>
               </w:sdtPr>
+              <w:sdtEndPr/>
               <w:sdtContent>
                 <w:r>
                   <w:rPr>
@@ -6906,13 +7243,114 @@
             </w:pPr>
             <w:sdt>
               <w:sdtPr>
-                <w:id w:val="100024"/>
+                <w:id w:val="100029"/>
+                <w14:checkbox>
+                  <w14:checked w14:val="1"/>
+                  <w14:checkedState w14:val="2612" w14:font="MS Gothic"/>
+                  <w14:uncheckedState w14:val="2610" w14:font="MS Gothic"/>
+                </w14:checkbox>
+              </w:sdtPr>
+              <w:sdtEndPr/>
+              <w:sdtContent>
+                <w:r>
+                  <w:rPr>
+                    <w:rFonts w:ascii="MS Gothic" w:eastAsia="MS Gothic" w:hAnsi="MS Gothic" w:hint="eastAsia"/>
+                  </w:rPr>
+                  <w:t>☒</w:t>
+                </w:r>
+              </w:sdtContent>
+            </w:sdt>
+          </w:p>
+        </w:tc>
+        <w:tc>
+          <w:tcPr>
+            <w:tcW w:w="1011" w:type="dxa"/>
+            <w:shd w:val="clear" w:color="auto" w:fill="FFF2CC"/>
+          </w:tcPr>
+          <w:p>
+            <w:pPr>
+              <w:jc w:val="center"/>
+            </w:pPr>
+            <w:sdt>
+              <w:sdtPr>
+                <w:id w:val="100030"/>
                 <w14:checkbox>
                   <w14:checked w14:val="0"/>
                   <w14:checkedState w14:val="2612" w14:font="MS Gothic"/>
                   <w14:uncheckedState w14:val="2610" w14:font="MS Gothic"/>
                 </w14:checkbox>
               </w:sdtPr>
+              <w:sdtEndPr/>
+              <w:sdtContent>
+                <w:r>
+                  <w:rPr>
+                    <w:rFonts w:ascii="MS Gothic" w:eastAsia="MS Gothic" w:hAnsi="MS Gothic" w:hint="eastAsia"/>
+                  </w:rPr>
+                  <w:t>☐</w:t>
+                </w:r>
+              </w:sdtContent>
+            </w:sdt>
+          </w:p>
+        </w:tc>
+      </w:tr>
+      <w:tr>
+        <w:trPr>
+          <w:jc w:val="center"/>
+        </w:trPr>
+        <w:tc>
+          <w:tcPr>
+            <w:tcW w:w="4136" w:type="dxa"/>
+          </w:tcPr>
+          <w:p>
+            <w:pPr>
+              <w:rPr>
+                <w:rFonts w:ascii="Browallia New" w:eastAsia="Browallia New" w:hAnsi="Browallia New" w:cs="Browallia New"/>
+                <w:szCs w:val="22"/>
+                <w:lang w:bidi="th-TH"/>
+              </w:rPr>
+            </w:pPr>
+            <w:r>
+              <w:rPr>
+                <w:rFonts w:ascii="Browallia New" w:eastAsia="Browallia New" w:hAnsi="Browallia New" w:cs="Browallia New"/>
+                <w:szCs w:val="22"/>
+              </w:rPr>
+              <w:t xml:space="preserve">ความริเริ่มสร้างสรรค์ </w:t>
+            </w:r>
+          </w:p>
+          <w:p>
+            <w:pPr>
+              <w:rPr>
+                <w:szCs w:val="22"/>
+              </w:rPr>
+            </w:pPr>
+            <w:r>
+              <w:rPr>
+                <w:rFonts w:ascii="Browallia New" w:eastAsia="Browallia New" w:hAnsi="Browallia New" w:cs="Browallia New"/>
+                <w:szCs w:val="22"/>
+              </w:rPr>
+              <w:t>Initiative</w:t>
+            </w:r>
+          </w:p>
+        </w:tc>
+        <w:tc>
+          <w:tcPr>
+            <w:tcW w:w="1011" w:type="dxa"/>
+            <w:shd w:val="clear" w:color="auto" w:fill="FFF2CC"/>
+          </w:tcPr>
+          <w:p>
+            <w:pPr>
+              <w:jc w:val="center"/>
+            </w:pPr>
+            <w:sdt>
+              <w:sdtPr>
+                <w:id w:val="100031"/>
+                <w14:checkbox>
+                  <w14:checked w14:val="0"/>
+                  <w14:checkedState w14:val="2612" w14:font="MS Gothic"/>
+                  <w14:uncheckedState w14:val="2610" w14:font="MS Gothic"/>
+                </w14:checkbox>
+              </w:sdtPr>
+              <w:sdtEndPr/>
               <w:sdtContent>
                 <w:r>
                   <w:rPr>
@@ -6936,13 +7374,14 @@
             </w:pPr>
             <w:sdt>
               <w:sdtPr>
-                <w:id w:val="100025"/>
+                <w:id w:val="100032"/>
                 <w14:checkbox>
                   <w14:checked w14:val="0"/>
                   <w14:checkedState w14:val="2612" w14:font="MS Gothic"/>
                   <w14:uncheckedState w14:val="2610" w14:font="MS Gothic"/>
                 </w14:checkbox>
               </w:sdtPr>
+              <w:sdtEndPr/>
               <w:sdtContent>
                 <w:r>
                   <w:rPr>
@@ -6955,48 +7394,6 @@
             </w:sdt>
           </w:p>
         </w:tc>
-      </w:tr>
-      <w:tr>
-        <w:trPr>
-          <w:jc w:val="center"/>
-        </w:trPr>
-        <w:tc>
-          <w:tcPr>
-            <w:tcW w:w="4136" w:type="dxa"/>
-          </w:tcPr>
-          <w:p>
-            <w:pPr>
-              <w:rPr>
-                <w:rFonts w:ascii="Browallia New" w:eastAsia="Browallia New" w:hAnsi="Browallia New" w:cs="Browallia New"/>
-                <w:szCs w:val="22"/>
-                <w:lang w:bidi="th-TH"/>
-              </w:rPr>
-            </w:pPr>
-            <w:r>
-              <w:rPr>
-                <w:rFonts w:ascii="Browallia New" w:eastAsia="Browallia New" w:hAnsi="Browallia New" w:cs="Browallia New"/>
-                <w:szCs w:val="22"/>
-              </w:rPr>
-              <w:t xml:space="preserve">การปรับตัว </w:t>
-            </w:r>
-          </w:p>
-          <w:p>
-            <w:pPr>
-              <w:rPr>
-                <w:rFonts w:ascii="Browallia New" w:eastAsia="Browallia New" w:hAnsi="Browallia New" w:cs="Browallia New"/>
-                <w:szCs w:val="22"/>
-                <w:lang w:bidi="th-TH"/>
-              </w:rPr>
-            </w:pPr>
-            <w:r>
-              <w:rPr>
-                <w:rFonts w:ascii="Browallia New" w:eastAsia="Browallia New" w:hAnsi="Browallia New" w:cs="Browallia New"/>
-                <w:szCs w:val="22"/>
-              </w:rPr>
-              <w:t>Adaptability</w:t>
-            </w:r>
-          </w:p>
-        </w:tc>
         <w:tc>
           <w:tcPr>
             <w:tcW w:w="1011" w:type="dxa"/>
@@ -7008,13 +7405,14 @@
             </w:pPr>
             <w:sdt>
               <w:sdtPr>
-                <w:id w:val="100026"/>
+                <w:id w:val="100033"/>
                 <w14:checkbox>
                   <w14:checked w14:val="0"/>
                   <w14:checkedState w14:val="2612" w14:font="MS Gothic"/>
                   <w14:uncheckedState w14:val="2610" w14:font="MS Gothic"/>
                 </w14:checkbox>
               </w:sdtPr>
+              <w:sdtEndPr/>
               <w:sdtContent>
                 <w:r>
                   <w:rPr>
@@ -7038,103 +7436,44 @@
             </w:pPr>
             <w:sdt>
               <w:sdtPr>
-                <w:id w:val="100027"/>
+                <w:id w:val="100034"/>
+                <w14:checkbox>
+                  <w14:checked w14:val="1"/>
+                  <w14:checkedState w14:val="2612" w14:font="MS Gothic"/>
+                  <w14:uncheckedState w14:val="2610" w14:font="MS Gothic"/>
+                </w14:checkbox>
+              </w:sdtPr>
+              <w:sdtEndPr/>
+              <w:sdtContent>
+                <w:r>
+                  <w:rPr>
+                    <w:rFonts w:ascii="MS Gothic" w:eastAsia="MS Gothic" w:hAnsi="MS Gothic" w:hint="eastAsia"/>
+                  </w:rPr>
+                  <w:t>☒</w:t>
+                </w:r>
+              </w:sdtContent>
+            </w:sdt>
+          </w:p>
+        </w:tc>
+        <w:tc>
+          <w:tcPr>
+            <w:tcW w:w="1011" w:type="dxa"/>
+            <w:shd w:val="clear" w:color="auto" w:fill="FFF2CC"/>
+          </w:tcPr>
+          <w:p>
+            <w:pPr>
+              <w:jc w:val="center"/>
+            </w:pPr>
+            <w:sdt>
+              <w:sdtPr>
+                <w:id w:val="100035"/>
                 <w14:checkbox>
                   <w14:checked w14:val="0"/>
                   <w14:checkedState w14:val="2612" w14:font="MS Gothic"/>
                   <w14:uncheckedState w14:val="2610" w14:font="MS Gothic"/>
                 </w14:checkbox>
               </w:sdtPr>
-              <w:sdtContent>
-                <w:r>
-                  <w:rPr>
-                    <w:rFonts w:ascii="MS Gothic" w:eastAsia="MS Gothic" w:hAnsi="MS Gothic" w:hint="eastAsia"/>
-                    <w:sz w:val="28"/>
-                  </w:rPr>
-                  <w:t>☐</w:t>
-                </w:r>
-              </w:sdtContent>
-            </w:sdt>
-          </w:p>
-        </w:tc>
-        <w:tc>
-          <w:tcPr>
-            <w:tcW w:w="1011" w:type="dxa"/>
-            <w:shd w:val="clear" w:color="auto" w:fill="FFF2CC"/>
-          </w:tcPr>
-          <w:p>
-            <w:pPr>
-              <w:jc w:val="center"/>
-            </w:pPr>
-            <w:sdt>
-              <w:sdtPr>
-                <w:id w:val="100028"/>
-                <w14:checkbox>
-                  <w14:checked w14:val="0"/>
-                  <w14:checkedState w14:val="2612" w14:font="MS Gothic"/>
-                  <w14:uncheckedState w14:val="2610" w14:font="MS Gothic"/>
-                </w14:checkbox>
-              </w:sdtPr>
-              <w:sdtContent>
-                <w:r>
-                  <w:rPr>
-                    <w:rFonts w:ascii="MS Gothic" w:eastAsia="MS Gothic" w:hAnsi="MS Gothic" w:hint="eastAsia"/>
-                    <w:sz w:val="28"/>
-                  </w:rPr>
-                  <w:t>☐</w:t>
-                </w:r>
-              </w:sdtContent>
-            </w:sdt>
-          </w:p>
-        </w:tc>
-        <w:tc>
-          <w:tcPr>
-            <w:tcW w:w="1011" w:type="dxa"/>
-            <w:shd w:val="clear" w:color="auto" w:fill="FFF2CC"/>
-          </w:tcPr>
-          <w:p>
-            <w:pPr>
-              <w:jc w:val="center"/>
-            </w:pPr>
-            <w:sdt>
-              <w:sdtPr>
-                <w:id w:val="100029"/>
-                <w14:checkbox>
-                  <w14:checked w14:val="0"/>
-                  <w14:checkedState w14:val="2612" w14:font="MS Gothic"/>
-                  <w14:uncheckedState w14:val="2610" w14:font="MS Gothic"/>
-                </w14:checkbox>
-              </w:sdtPr>
-              <w:sdtContent>
-                <w:r>
-                  <w:rPr>
-                    <w:rFonts w:ascii="MS Gothic" w:eastAsia="MS Gothic" w:hAnsi="MS Gothic" w:hint="eastAsia"/>
-                    <w:sz w:val="28"/>
-                  </w:rPr>
-                  <w:t>☐</w:t>
-                </w:r>
-              </w:sdtContent>
-            </w:sdt>
-          </w:p>
-        </w:tc>
-        <w:tc>
-          <w:tcPr>
-            <w:tcW w:w="1011" w:type="dxa"/>
-            <w:shd w:val="clear" w:color="auto" w:fill="FFF2CC"/>
-          </w:tcPr>
-          <w:p>
-            <w:pPr>
-              <w:jc w:val="center"/>
-            </w:pPr>
-            <w:sdt>
-              <w:sdtPr>
-                <w:id w:val="100030"/>
-                <w14:checkbox>
-                  <w14:checked w14:val="0"/>
-                  <w14:checkedState w14:val="2612" w14:font="MS Gothic"/>
-                  <w14:uncheckedState w14:val="2610" w14:font="MS Gothic"/>
-                </w14:checkbox>
-              </w:sdtPr>
+              <w:sdtEndPr/>
               <w:sdtContent>
                 <w:r>
                   <w:rPr>
@@ -7147,195 +7486,6 @@
           </w:p>
         </w:tc>
       </w:tr>
-      <w:tr>
-        <w:trPr>
-          <w:jc w:val="center"/>
-        </w:trPr>
-        <w:tc>
-          <w:tcPr>
-            <w:tcW w:w="4136" w:type="dxa"/>
-          </w:tcPr>
-          <w:p>
-            <w:pPr>
-              <w:rPr>
-                <w:rFonts w:ascii="Browallia New" w:eastAsia="Browallia New" w:hAnsi="Browallia New" w:cs="Browallia New"/>
-                <w:szCs w:val="22"/>
-                <w:lang w:bidi="th-TH"/>
-              </w:rPr>
-            </w:pPr>
-            <w:r>
-              <w:rPr>
-                <w:rFonts w:ascii="Browallia New" w:eastAsia="Browallia New" w:hAnsi="Browallia New" w:cs="Browallia New"/>
-                <w:szCs w:val="22"/>
-              </w:rPr>
-              <w:t xml:space="preserve">ความริเริ่มสร้างสรรค์ </w:t>
-            </w:r>
-          </w:p>
-          <w:p>
-            <w:pPr>
-              <w:rPr>
-                <w:szCs w:val="22"/>
-              </w:rPr>
-            </w:pPr>
-            <w:r>
-              <w:rPr>
-                <w:rFonts w:ascii="Browallia New" w:eastAsia="Browallia New" w:hAnsi="Browallia New" w:cs="Browallia New"/>
-                <w:szCs w:val="22"/>
-              </w:rPr>
-              <w:t>Initiative</w:t>
-            </w:r>
-          </w:p>
-        </w:tc>
-        <w:tc>
-          <w:tcPr>
-            <w:tcW w:w="1011" w:type="dxa"/>
-            <w:shd w:val="clear" w:color="auto" w:fill="FFF2CC"/>
-          </w:tcPr>
-          <w:p>
-            <w:pPr>
-              <w:jc w:val="center"/>
-            </w:pPr>
-            <w:sdt>
-              <w:sdtPr>
-                <w:id w:val="100031"/>
-                <w14:checkbox>
-                  <w14:checked w14:val="0"/>
-                  <w14:checkedState w14:val="2612" w14:font="MS Gothic"/>
-                  <w14:uncheckedState w14:val="2610" w14:font="MS Gothic"/>
-                </w14:checkbox>
-              </w:sdtPr>
-              <w:sdtContent>
-                <w:r>
-                  <w:rPr>
-                    <w:rFonts w:ascii="MS Gothic" w:eastAsia="MS Gothic" w:hAnsi="MS Gothic" w:hint="eastAsia"/>
-                    <w:sz w:val="28"/>
-                  </w:rPr>
-                  <w:t>☐</w:t>
-                </w:r>
-              </w:sdtContent>
-            </w:sdt>
-          </w:p>
-        </w:tc>
-        <w:tc>
-          <w:tcPr>
-            <w:tcW w:w="1011" w:type="dxa"/>
-            <w:shd w:val="clear" w:color="auto" w:fill="FFF2CC"/>
-          </w:tcPr>
-          <w:p>
-            <w:pPr>
-              <w:jc w:val="center"/>
-            </w:pPr>
-            <w:sdt>
-              <w:sdtPr>
-                <w:id w:val="100032"/>
-                <w14:checkbox>
-                  <w14:checked w14:val="0"/>
-                  <w14:checkedState w14:val="2612" w14:font="MS Gothic"/>
-                  <w14:uncheckedState w14:val="2610" w14:font="MS Gothic"/>
-                </w14:checkbox>
-              </w:sdtPr>
-              <w:sdtContent>
-                <w:r>
-                  <w:rPr>
-                    <w:rFonts w:ascii="MS Gothic" w:eastAsia="MS Gothic" w:hAnsi="MS Gothic" w:hint="eastAsia"/>
-                    <w:sz w:val="28"/>
-                  </w:rPr>
-                  <w:t>☐</w:t>
-                </w:r>
-              </w:sdtContent>
-            </w:sdt>
-          </w:p>
-        </w:tc>
-        <w:tc>
-          <w:tcPr>
-            <w:tcW w:w="1011" w:type="dxa"/>
-            <w:shd w:val="clear" w:color="auto" w:fill="FFF2CC"/>
-          </w:tcPr>
-          <w:p>
-            <w:pPr>
-              <w:jc w:val="center"/>
-            </w:pPr>
-            <w:sdt>
-              <w:sdtPr>
-                <w:id w:val="100033"/>
-                <w14:checkbox>
-                  <w14:checked w14:val="0"/>
-                  <w14:checkedState w14:val="2612" w14:font="MS Gothic"/>
-                  <w14:uncheckedState w14:val="2610" w14:font="MS Gothic"/>
-                </w14:checkbox>
-              </w:sdtPr>
-              <w:sdtContent>
-                <w:r>
-                  <w:rPr>
-                    <w:rFonts w:ascii="MS Gothic" w:eastAsia="MS Gothic" w:hAnsi="MS Gothic" w:hint="eastAsia"/>
-                    <w:sz w:val="28"/>
-                  </w:rPr>
-                  <w:t>☐</w:t>
-                </w:r>
-              </w:sdtContent>
-            </w:sdt>
-          </w:p>
-        </w:tc>
-        <w:tc>
-          <w:tcPr>
-            <w:tcW w:w="1011" w:type="dxa"/>
-            <w:shd w:val="clear" w:color="auto" w:fill="FFF2CC"/>
-          </w:tcPr>
-          <w:p>
-            <w:pPr>
-              <w:jc w:val="center"/>
-            </w:pPr>
-            <w:sdt>
-              <w:sdtPr>
-                <w:id w:val="100034"/>
-                <w14:checkbox>
-                  <w14:checked w14:val="0"/>
-                  <w14:checkedState w14:val="2612" w14:font="MS Gothic"/>
-                  <w14:uncheckedState w14:val="2610" w14:font="MS Gothic"/>
-                </w14:checkbox>
-              </w:sdtPr>
-              <w:sdtContent>
-                <w:r>
-                  <w:rPr>
-                    <w:rFonts w:ascii="MS Gothic" w:eastAsia="MS Gothic" w:hAnsi="MS Gothic" w:hint="eastAsia"/>
-                    <w:sz w:val="28"/>
-                  </w:rPr>
-                  <w:t>☐</w:t>
-                </w:r>
-              </w:sdtContent>
-            </w:sdt>
-          </w:p>
-        </w:tc>
-        <w:tc>
-          <w:tcPr>
-            <w:tcW w:w="1011" w:type="dxa"/>
-            <w:shd w:val="clear" w:color="auto" w:fill="FFF2CC"/>
-          </w:tcPr>
-          <w:p>
-            <w:pPr>
-              <w:jc w:val="center"/>
-            </w:pPr>
-            <w:sdt>
-              <w:sdtPr>
-                <w:id w:val="100035"/>
-                <w14:checkbox>
-                  <w14:checked w14:val="0"/>
-                  <w14:checkedState w14:val="2612" w14:font="MS Gothic"/>
-                  <w14:uncheckedState w14:val="2610" w14:font="MS Gothic"/>
-                </w14:checkbox>
-              </w:sdtPr>
-              <w:sdtContent>
-                <w:r>
-                  <w:rPr>
-                    <w:rFonts w:ascii="MS Gothic" w:eastAsia="MS Gothic" w:hAnsi="MS Gothic" w:hint="eastAsia"/>
-                  </w:rPr>
-                  <w:t>☐</w:t>
-                </w:r>
-              </w:sdtContent>
-            </w:sdt>
-          </w:p>
-        </w:tc>
-      </w:tr>
     </w:tbl>
     <w:p>
       <w:pPr>
@@ -7349,7 +7499,15 @@
           <w:b/>
           <w:sz w:val="26"/>
         </w:rPr>
-        <w:t>4ค</w:t>
+        <w:t>4</w:t>
+      </w:r>
+      <w:r>
+        <w:rPr>
+          <w:rFonts w:ascii="Browallia New" w:eastAsia="Browallia New" w:hAnsi="Browallia New" w:cs="Browallia New"/>
+          <w:b/>
+          <w:sz w:val="26"/>
+        </w:rPr>
+        <w:t>ค</w:t>
       </w:r>
       <w:r>
         <w:rPr>
@@ -7367,7 +7525,15 @@
           <w:b/>
           <w:sz w:val="26"/>
         </w:rPr>
-        <w:t>(ii) ความรู้และทักษะเฉพาะสายงาน (Functional Knowledge &amp; Skills)</w:t>
+        <w:t xml:space="preserve">(ii) </w:t>
+      </w:r>
+      <w:r>
+        <w:rPr>
+          <w:rFonts w:ascii="Browallia New" w:eastAsia="Browallia New" w:hAnsi="Browallia New" w:cs="Browallia New"/>
+          <w:b/>
+          <w:sz w:val="26"/>
+        </w:rPr>
+        <w:t>ความรู้และทักษะเฉพาะสายงาน (Functional Knowledge &amp; Skills)</w:t>
       </w:r>
     </w:p>
     <w:tbl>
@@ -7609,6 +7775,7 @@
                   <w14:uncheckedState w14:val="2610" w14:font="MS Gothic"/>
                 </w14:checkbox>
               </w:sdtPr>
+              <w:sdtEndPr/>
               <w:sdtContent>
                 <w:r>
                   <w:rPr>
@@ -7639,6 +7806,7 @@
                   <w14:uncheckedState w14:val="2610" w14:font="MS Gothic"/>
                 </w14:checkbox>
               </w:sdtPr>
+              <w:sdtEndPr/>
               <w:sdtContent>
                 <w:r>
                   <w:rPr>
@@ -7669,6 +7837,7 @@
                   <w14:uncheckedState w14:val="2610" w14:font="MS Gothic"/>
                 </w14:checkbox>
               </w:sdtPr>
+              <w:sdtEndPr/>
               <w:sdtContent>
                 <w:r>
                   <w:rPr>
@@ -7699,6 +7868,7 @@
                   <w14:uncheckedState w14:val="2610" w14:font="MS Gothic"/>
                 </w14:checkbox>
               </w:sdtPr>
+              <w:sdtEndPr/>
               <w:sdtContent>
                 <w:r>
                   <w:rPr>
@@ -7728,6 +7898,7 @@
                   <w14:uncheckedState w14:val="2610" w14:font="MS Gothic"/>
                 </w14:checkbox>
               </w:sdtPr>
+              <w:sdtEndPr/>
               <w:sdtContent>
                 <w:r>
                   <w:rPr>
@@ -7752,7 +7923,7 @@
           <w:p>
             <w:pPr>
               <w:rPr>
-                <w:rFonts w:cstheme="minorBidi" w:hint="cs"/>
+                <w:rFonts w:cstheme="minorBidi"/>
                 <w:szCs w:val="30"/>
                 <w:lang w:val="en-US" w:bidi="th-TH"/>
               </w:rPr>
@@ -7785,6 +7956,7 @@
                   <w14:uncheckedState w14:val="2610" w14:font="MS Gothic"/>
                 </w14:checkbox>
               </w:sdtPr>
+              <w:sdtEndPr/>
               <w:sdtContent>
                 <w:r>
                   <w:rPr>
@@ -7815,6 +7987,7 @@
                   <w14:uncheckedState w14:val="2610" w14:font="MS Gothic"/>
                 </w14:checkbox>
               </w:sdtPr>
+              <w:sdtEndPr/>
               <w:sdtContent>
                 <w:r>
                   <w:rPr>
@@ -7845,6 +8018,7 @@
                   <w14:uncheckedState w14:val="2610" w14:font="MS Gothic"/>
                 </w14:checkbox>
               </w:sdtPr>
+              <w:sdtEndPr/>
               <w:sdtContent>
                 <w:r>
                   <w:rPr>
@@ -7875,6 +8049,7 @@
                   <w14:uncheckedState w14:val="2610" w14:font="MS Gothic"/>
                 </w14:checkbox>
               </w:sdtPr>
+              <w:sdtEndPr/>
               <w:sdtContent>
                 <w:r>
                   <w:rPr>
@@ -7904,6 +8079,7 @@
                   <w14:uncheckedState w14:val="2610" w14:font="MS Gothic"/>
                 </w14:checkbox>
               </w:sdtPr>
+              <w:sdtEndPr/>
               <w:sdtContent>
                 <w:r>
                   <w:rPr>
@@ -7965,6 +8141,7 @@
                   <w14:uncheckedState w14:val="2610" w14:font="MS Gothic"/>
                 </w14:checkbox>
               </w:sdtPr>
+              <w:sdtEndPr/>
               <w:sdtContent>
                 <w:r>
                   <w:rPr>
@@ -7995,6 +8172,7 @@
                   <w14:uncheckedState w14:val="2610" w14:font="MS Gothic"/>
                 </w14:checkbox>
               </w:sdtPr>
+              <w:sdtEndPr/>
               <w:sdtContent>
                 <w:r>
                   <w:rPr>
@@ -8025,6 +8203,7 @@
                   <w14:uncheckedState w14:val="2610" w14:font="MS Gothic"/>
                 </w14:checkbox>
               </w:sdtPr>
+              <w:sdtEndPr/>
               <w:sdtContent>
                 <w:r>
                   <w:rPr>
@@ -8055,6 +8234,7 @@
                   <w14:uncheckedState w14:val="2610" w14:font="MS Gothic"/>
                 </w14:checkbox>
               </w:sdtPr>
+              <w:sdtEndPr/>
               <w:sdtContent>
                 <w:r>
                   <w:rPr>
@@ -8084,6 +8264,7 @@
                   <w14:uncheckedState w14:val="2610" w14:font="MS Gothic"/>
                 </w14:checkbox>
               </w:sdtPr>
+              <w:sdtEndPr/>
               <w:sdtContent>
                 <w:r>
                   <w:rPr>
@@ -8143,6 +8324,7 @@
                   <w14:uncheckedState w14:val="2610" w14:font="MS Gothic"/>
                 </w14:checkbox>
               </w:sdtPr>
+              <w:sdtEndPr/>
               <w:sdtContent>
                 <w:r>
                   <w:rPr>
@@ -8173,6 +8355,7 @@
                   <w14:uncheckedState w14:val="2610" w14:font="MS Gothic"/>
                 </w14:checkbox>
               </w:sdtPr>
+              <w:sdtEndPr/>
               <w:sdtContent>
                 <w:r>
                   <w:rPr>
@@ -8203,6 +8386,7 @@
                   <w14:uncheckedState w14:val="2610" w14:font="MS Gothic"/>
                 </w14:checkbox>
               </w:sdtPr>
+              <w:sdtEndPr/>
               <w:sdtContent>
                 <w:r>
                   <w:rPr>
@@ -8232,6 +8416,7 @@
                   <w14:uncheckedState w14:val="2610" w14:font="MS Gothic"/>
                 </w14:checkbox>
               </w:sdtPr>
+              <w:sdtEndPr/>
               <w:sdtContent>
                 <w:r>
                   <w:rPr>
@@ -8261,6 +8446,7 @@
                   <w14:uncheckedState w14:val="2610" w14:font="MS Gothic"/>
                 </w14:checkbox>
               </w:sdtPr>
+              <w:sdtEndPr/>
               <w:sdtContent>
                 <w:r>
                   <w:rPr>
@@ -8328,7 +8514,16 @@
                 <w:b/>
                 <w:sz w:val="28"/>
               </w:rPr>
-              <w:t>5. แนวทางการโยกย้าย/เปลี่ยนตำแหน่งที่เป็นไปได้ (Career Mobility Map)</w:t>
+              <w:lastRenderedPageBreak/>
+              <w:t xml:space="preserve">5. </w:t>
+            </w:r>
+            <w:r>
+              <w:rPr>
+                <w:rFonts w:ascii="Browallia New" w:eastAsia="Browallia New" w:hAnsi="Browallia New" w:cs="Browallia New"/>
+                <w:b/>
+                <w:sz w:val="28"/>
+              </w:rPr>
+              <w:t>แนวทางการโยกย้าย/เปลี่ยนตำแหน่งที่เป็นไปได้ (Career Mobility Map)</w:t>
             </w:r>
           </w:p>
           <w:p>
@@ -8362,7 +8557,6 @@
                 <w:b/>
                 <w:sz w:val="28"/>
               </w:rPr>
-              <w:lastRenderedPageBreak/>
               <w:t>ตำแหน่งป้อนเข้า</w:t>
             </w:r>
             <w:r>
@@ -8400,7 +8594,15 @@
                 <w:sz w:val="28"/>
               </w:rPr>
               <w:br/>
-              <w:t>(Lateral / ระดับเดียวกัน)</w:t>
+              <w:t xml:space="preserve">(Lateral / </w:t>
+            </w:r>
+            <w:r>
+              <w:rPr>
+                <w:rFonts w:ascii="Browallia New" w:eastAsia="Browallia New" w:hAnsi="Browallia New" w:cs="Browallia New"/>
+                <w:b/>
+                <w:sz w:val="28"/>
+              </w:rPr>
+              <w:t>ระดับเดียวกัน)</w:t>
             </w:r>
           </w:p>
         </w:tc>
@@ -9256,6 +9458,7 @@
                   <w14:uncheckedState w14:val="2610" w14:font="MS Gothic"/>
                 </w14:checkbox>
               </w:sdtPr>
+              <w:sdtEndPr/>
               <w:sdtContent>
                 <w:r>
                   <w:rPr>
@@ -9294,6 +9497,7 @@
                   <w14:uncheckedState w14:val="2610" w14:font="MS Gothic"/>
                 </w14:checkbox>
               </w:sdtPr>
+              <w:sdtEndPr/>
               <w:sdtContent>
                 <w:r>
                   <w:rPr>
@@ -9490,6 +9694,7 @@
                   <w14:uncheckedState w14:val="2610" w14:font="MS Gothic"/>
                 </w14:checkbox>
               </w:sdtPr>
+              <w:sdtEndPr/>
               <w:sdtContent>
                 <w:r>
                   <w:rPr>
@@ -9521,6 +9726,7 @@
                   <w14:uncheckedState w14:val="2610" w14:font="MS Gothic"/>
                 </w14:checkbox>
               </w:sdtPr>
+              <w:sdtEndPr/>
               <w:sdtContent>
                 <w:r>
                   <w:rPr>
@@ -9575,6 +9781,7 @@
                   <w14:uncheckedState w14:val="2610" w14:font="MS Gothic"/>
                 </w14:checkbox>
               </w:sdtPr>
+              <w:sdtEndPr/>
               <w:sdtContent>
                 <w:r>
                   <w:rPr>
@@ -9646,6 +9853,7 @@
                   <w14:uncheckedState w14:val="2610" w14:font="MS Gothic"/>
                 </w14:checkbox>
               </w:sdtPr>
+              <w:sdtEndPr/>
               <w:sdtContent>
                 <w:r>
                   <w:rPr>
@@ -9677,6 +9885,7 @@
                   <w14:uncheckedState w14:val="2610" w14:font="MS Gothic"/>
                 </w14:checkbox>
               </w:sdtPr>
+              <w:sdtEndPr/>
               <w:sdtContent>
                 <w:r>
                   <w:rPr>
@@ -9738,6 +9947,7 @@
                   <w14:uncheckedState w14:val="2610" w14:font="MS Gothic"/>
                 </w14:checkbox>
               </w:sdtPr>
+              <w:sdtEndPr/>
               <w:sdtContent>
                 <w:r>
                   <w:rPr>
